--- a/Отчёт/Отчет_ПР1_Multisim.docx
+++ b/Отчёт/Отчет_ПР1_Multisim.docx
@@ -557,24 +557,7 @@
           <w:sz w:val="28"/>
           <w:szCs w:val="28"/>
         </w:rPr>
-        <w:t xml:space="preserve">Учебный стенд: </w:t>
-      </w:r>
-      <w:r>
-        <w:rPr>
-          <w:rFonts w:ascii="Times New Roman" w:cs="Times New Roman" w:eastAsia="Times New Roman" w:hAnsi="Times New Roman"/>
-          <w:sz w:val="28"/>
-          <w:szCs w:val="28"/>
-          <w:highlight w:val="yellow"/>
-        </w:rPr>
-        <w:t xml:space="preserve">микроконтроллерный стенд на базе МК семейства MCS-51 (8051)</w:t>
-      </w:r>
-      <w:r>
-        <w:rPr>
-          <w:rFonts w:ascii="Times New Roman" w:cs="Times New Roman" w:eastAsia="Times New Roman" w:hAnsi="Times New Roman"/>
-          <w:sz w:val="28"/>
-          <w:szCs w:val="28"/>
-        </w:rPr>
-        <w:t xml:space="preserve">. В базе компонентов моей версии Multisim нашёлся DS80C320. Это МК с ядром MCS-51, программно совместимый с 8051, его я и взял.</w:t>
+        <w:t xml:space="preserve">Учебный стенд: микроконтроллерный стенд на базе МК семейства MCS-51 (8051). В базе компонентов моей версии Multisim нашёлся DS80C320. Это МК с ядром MCS-51, программно совместимый с 8051, его я и взял.</w:t>
       </w:r>
     </w:p>
     <w:p>
